--- a/bin/template/价值分析报告-自动生成基底模板.docx
+++ b/bin/template/价值分析报告-自动生成基底模板.docx
@@ -3209,7 +3209,7 @@
           <w:szCs w:val="32"/>
           <w:lang w:eastAsia="zh-CN"/>
         </w:rPr>
-        <w:t>天地恒安[</w:t>
+        <w:t>{{报告号}}</w:t>
       </w:r>
       <w:r>
         <w:rPr>
@@ -3220,7 +3220,6 @@
           <w:lang w:eastAsia="zh-CN"/>
           <w:highlight w:val="yellow"/>
         </w:rPr>
-        <w:t>{{报告年}}</w:t>
       </w:r>
       <w:r>
         <w:rPr>
@@ -3230,7 +3229,6 @@
           <w:szCs w:val="32"/>
           <w:lang w:eastAsia="zh-CN"/>
         </w:rPr>
-        <w:t>]资评咨字第</w:t>
       </w:r>
       <w:r>
         <w:rPr>
@@ -3241,7 +3239,6 @@
           <w:lang w:eastAsia="zh-CN"/>
           <w:highlight w:val="yellow"/>
         </w:rPr>
-        <w:t>{{报告批次}}</w:t>
       </w:r>
       <w:r>
         <w:rPr>
@@ -3251,7 +3248,6 @@
           <w:szCs w:val="32"/>
           <w:lang w:eastAsia="zh-CN"/>
         </w:rPr>
-        <w:t>-</w:t>
       </w:r>
       <w:r>
         <w:rPr>
@@ -3262,7 +3258,6 @@
           <w:lang w:eastAsia="zh-CN"/>
           <w:highlight w:val="yellow"/>
         </w:rPr>
-        <w:t>{{序号}}</w:t>
       </w:r>
       <w:r>
         <w:rPr>
@@ -3272,7 +3267,6 @@
           <w:szCs w:val="32"/>
           <w:lang w:eastAsia="zh-CN"/>
         </w:rPr>
-        <w:t>号</w:t>
       </w:r>
     </w:p>
     <w:p>
@@ -4558,7 +4552,7 @@
           <w:szCs w:val="32"/>
           <w:lang w:eastAsia="zh-CN"/>
         </w:rPr>
-        <w:t>天地恒安[</w:t>
+        <w:t>{{报告号}}</w:t>
       </w:r>
       <w:r>
         <w:rPr>
@@ -4569,7 +4563,6 @@
           <w:lang w:eastAsia="zh-CN"/>
           <w:highlight w:val="yellow"/>
         </w:rPr>
-        <w:t>{{报告年}}</w:t>
       </w:r>
       <w:r>
         <w:rPr>
@@ -4579,7 +4572,6 @@
           <w:szCs w:val="32"/>
           <w:lang w:eastAsia="zh-CN"/>
         </w:rPr>
-        <w:t>]资评咨字第</w:t>
       </w:r>
       <w:r>
         <w:rPr>
@@ -4590,7 +4582,6 @@
           <w:lang w:eastAsia="zh-CN"/>
           <w:highlight w:val="yellow"/>
         </w:rPr>
-        <w:t>{{报告批次}}</w:t>
       </w:r>
       <w:r>
         <w:rPr>
@@ -4600,7 +4591,6 @@
           <w:szCs w:val="32"/>
           <w:lang w:eastAsia="zh-CN"/>
         </w:rPr>
-        <w:t>-</w:t>
       </w:r>
       <w:r>
         <w:rPr>
@@ -4611,7 +4601,6 @@
           <w:lang w:eastAsia="zh-CN"/>
           <w:highlight w:val="yellow"/>
         </w:rPr>
-        <w:t>{{序号}}</w:t>
       </w:r>
       <w:r>
         <w:rPr>
@@ -4621,7 +4610,6 @@
           <w:szCs w:val="32"/>
           <w:lang w:eastAsia="zh-CN"/>
         </w:rPr>
-        <w:t>号</w:t>
       </w:r>
     </w:p>
     <w:bookmarkEnd w:id="13"/>
